--- a/Block-3/Block 3.docx
+++ b/Block-3/Block 3.docx
@@ -551,11 +551,19 @@
           <w:rFonts w:asciiTheme="majorHAnsi" w:hAnsiTheme="majorHAnsi"/>
         </w:rPr>
       </w:pPr>
-      <w:r>
-        <w:rPr>
-          <w:rFonts w:asciiTheme="majorHAnsi" w:hAnsiTheme="majorHAnsi"/>
-        </w:rPr>
-        <w:t xml:space="preserve">Kubernetes </w:t>
+      <w:proofErr w:type="spellStart"/>
+      <w:r>
+        <w:rPr>
+          <w:rFonts w:asciiTheme="majorHAnsi" w:hAnsiTheme="majorHAnsi"/>
+        </w:rPr>
+        <w:t>Kubernetes</w:t>
+      </w:r>
+      <w:proofErr w:type="spellEnd"/>
+      <w:r>
+        <w:rPr>
+          <w:rFonts w:asciiTheme="majorHAnsi" w:hAnsiTheme="majorHAnsi"/>
+        </w:rPr>
+        <w:t xml:space="preserve"> </w:t>
       </w:r>
     </w:p>
     <w:p>
@@ -606,7 +614,25 @@
           <w:b/>
           <w:bCs/>
         </w:rPr>
-        <w:t>Unterschiede VM vs Container</w:t>
+        <w:t xml:space="preserve">Unterschiede VM </w:t>
+      </w:r>
+      <w:proofErr w:type="spellStart"/>
+      <w:r>
+        <w:rPr>
+          <w:rFonts w:asciiTheme="majorHAnsi" w:hAnsiTheme="majorHAnsi"/>
+          <w:b/>
+          <w:bCs/>
+        </w:rPr>
+        <w:t>vs</w:t>
+      </w:r>
+      <w:proofErr w:type="spellEnd"/>
+      <w:r>
+        <w:rPr>
+          <w:rFonts w:asciiTheme="majorHAnsi" w:hAnsiTheme="majorHAnsi"/>
+          <w:b/>
+          <w:bCs/>
+        </w:rPr>
+        <w:t xml:space="preserve"> Container</w:t>
       </w:r>
     </w:p>
     <w:p>
@@ -895,7 +921,25 @@
           <w:b/>
           <w:bCs/>
         </w:rPr>
-        <w:t>Warum gelten laufende Container als immutable?</w:t>
+        <w:t xml:space="preserve">Warum gelten laufende Container als </w:t>
+      </w:r>
+      <w:proofErr w:type="spellStart"/>
+      <w:r>
+        <w:rPr>
+          <w:rFonts w:asciiTheme="majorHAnsi" w:hAnsiTheme="majorHAnsi"/>
+          <w:b/>
+          <w:bCs/>
+        </w:rPr>
+        <w:t>immutable</w:t>
+      </w:r>
+      <w:proofErr w:type="spellEnd"/>
+      <w:r>
+        <w:rPr>
+          <w:rFonts w:asciiTheme="majorHAnsi" w:hAnsiTheme="majorHAnsi"/>
+          <w:b/>
+          <w:bCs/>
+        </w:rPr>
+        <w:t>?</w:t>
       </w:r>
     </w:p>
     <w:p>
@@ -1015,24 +1059,88 @@
           <w:b/>
           <w:bCs/>
         </w:rPr>
-        <w:t>Self-Managed vs Fully Managed</w:t>
-      </w:r>
-    </w:p>
-    <w:p>
-      <w:pPr>
+        <w:t>Self-</w:t>
+      </w:r>
+      <w:proofErr w:type="spellStart"/>
+      <w:r>
         <w:rPr>
           <w:rFonts w:asciiTheme="majorHAnsi" w:hAnsiTheme="majorHAnsi"/>
           <w:b/>
           <w:bCs/>
         </w:rPr>
-      </w:pPr>
+        <w:t>Managed</w:t>
+      </w:r>
+      <w:proofErr w:type="spellEnd"/>
       <w:r>
         <w:rPr>
           <w:rFonts w:asciiTheme="majorHAnsi" w:hAnsiTheme="majorHAnsi"/>
           <w:b/>
           <w:bCs/>
         </w:rPr>
-        <w:t>Self-Managed:</w:t>
+        <w:t xml:space="preserve"> </w:t>
+      </w:r>
+      <w:proofErr w:type="spellStart"/>
+      <w:r>
+        <w:rPr>
+          <w:rFonts w:asciiTheme="majorHAnsi" w:hAnsiTheme="majorHAnsi"/>
+          <w:b/>
+          <w:bCs/>
+        </w:rPr>
+        <w:t>vs</w:t>
+      </w:r>
+      <w:proofErr w:type="spellEnd"/>
+      <w:r>
+        <w:rPr>
+          <w:rFonts w:asciiTheme="majorHAnsi" w:hAnsiTheme="majorHAnsi"/>
+          <w:b/>
+          <w:bCs/>
+        </w:rPr>
+        <w:t xml:space="preserve"> Fully </w:t>
+      </w:r>
+      <w:proofErr w:type="spellStart"/>
+      <w:r>
+        <w:rPr>
+          <w:rFonts w:asciiTheme="majorHAnsi" w:hAnsiTheme="majorHAnsi"/>
+          <w:b/>
+          <w:bCs/>
+        </w:rPr>
+        <w:t>Managed</w:t>
+      </w:r>
+      <w:proofErr w:type="spellEnd"/>
+    </w:p>
+    <w:p>
+      <w:pPr>
+        <w:rPr>
+          <w:rFonts w:asciiTheme="majorHAnsi" w:hAnsiTheme="majorHAnsi"/>
+          <w:b/>
+          <w:bCs/>
+        </w:rPr>
+      </w:pPr>
+      <w:r>
+        <w:rPr>
+          <w:rFonts w:asciiTheme="majorHAnsi" w:hAnsiTheme="majorHAnsi"/>
+          <w:b/>
+          <w:bCs/>
+        </w:rPr>
+        <w:t>Self-</w:t>
+      </w:r>
+      <w:proofErr w:type="spellStart"/>
+      <w:r>
+        <w:rPr>
+          <w:rFonts w:asciiTheme="majorHAnsi" w:hAnsiTheme="majorHAnsi"/>
+          <w:b/>
+          <w:bCs/>
+        </w:rPr>
+        <w:t>Managed</w:t>
+      </w:r>
+      <w:proofErr w:type="spellEnd"/>
+      <w:r>
+        <w:rPr>
+          <w:rFonts w:asciiTheme="majorHAnsi" w:hAnsiTheme="majorHAnsi"/>
+          <w:b/>
+          <w:bCs/>
+        </w:rPr>
+        <w:t>:</w:t>
       </w:r>
     </w:p>
     <w:p>
@@ -1100,7 +1208,25 @@
           <w:b/>
           <w:bCs/>
         </w:rPr>
-        <w:t>Fully Managed:</w:t>
+        <w:t xml:space="preserve">Fully </w:t>
+      </w:r>
+      <w:proofErr w:type="spellStart"/>
+      <w:r>
+        <w:rPr>
+          <w:rFonts w:asciiTheme="majorHAnsi" w:hAnsiTheme="majorHAnsi"/>
+          <w:b/>
+          <w:bCs/>
+        </w:rPr>
+        <w:t>Managed</w:t>
+      </w:r>
+      <w:proofErr w:type="spellEnd"/>
+      <w:r>
+        <w:rPr>
+          <w:rFonts w:asciiTheme="majorHAnsi" w:hAnsiTheme="majorHAnsi"/>
+          <w:b/>
+          <w:bCs/>
+        </w:rPr>
+        <w:t>:</w:t>
       </w:r>
     </w:p>
     <w:p>
@@ -1247,7 +1373,15 @@
         </w:numPr>
       </w:pPr>
       <w:r>
-        <w:t xml:space="preserve">Das Docker-Image nginx von Docker Hub verwendet. </w:t>
+        <w:t xml:space="preserve">Das Docker-Image </w:t>
+      </w:r>
+      <w:proofErr w:type="spellStart"/>
+      <w:r>
+        <w:t>nginx</w:t>
+      </w:r>
+      <w:proofErr w:type="spellEnd"/>
+      <w:r>
+        <w:t xml:space="preserve"> von Docker Hub verwendet. </w:t>
       </w:r>
     </w:p>
     <w:p>
@@ -1262,9 +1396,59 @@
       </w:r>
     </w:p>
     <w:p>
-      <w:r>
-        <w:t>docker run -d -p 8080:80 -v %cd%:/usr/share/nginx/html nginx</w:t>
-      </w:r>
+      <w:proofErr w:type="spellStart"/>
+      <w:r>
+        <w:t>docker</w:t>
+      </w:r>
+      <w:proofErr w:type="spellEnd"/>
+      <w:r>
+        <w:t xml:space="preserve"> </w:t>
+      </w:r>
+      <w:proofErr w:type="spellStart"/>
+      <w:r>
+        <w:t>run</w:t>
+      </w:r>
+      <w:proofErr w:type="spellEnd"/>
+      <w:r>
+        <w:t xml:space="preserve"> -d -p 8080:80 -v %cd%:/</w:t>
+      </w:r>
+      <w:proofErr w:type="spellStart"/>
+      <w:r>
+        <w:t>usr</w:t>
+      </w:r>
+      <w:proofErr w:type="spellEnd"/>
+      <w:r>
+        <w:t>/</w:t>
+      </w:r>
+      <w:proofErr w:type="spellStart"/>
+      <w:r>
+        <w:t>share</w:t>
+      </w:r>
+      <w:proofErr w:type="spellEnd"/>
+      <w:r>
+        <w:t>/</w:t>
+      </w:r>
+      <w:proofErr w:type="spellStart"/>
+      <w:r>
+        <w:t>nginx</w:t>
+      </w:r>
+      <w:proofErr w:type="spellEnd"/>
+      <w:r>
+        <w:t>/</w:t>
+      </w:r>
+      <w:proofErr w:type="spellStart"/>
+      <w:r>
+        <w:t>html</w:t>
+      </w:r>
+      <w:proofErr w:type="spellEnd"/>
+      <w:r>
+        <w:t xml:space="preserve"> </w:t>
+      </w:r>
+      <w:proofErr w:type="spellStart"/>
+      <w:r>
+        <w:t>nginx</w:t>
+      </w:r>
+      <w:proofErr w:type="spellEnd"/>
     </w:p>
     <w:p>
       <w:pPr>
@@ -1299,9 +1483,327 @@
     </w:p>
     <w:p>
       <w:r>
-        <w:t>Die HTML-Webseite wurde erfolgreich über einen Nginx-Docker-Container lokal bereitgestellt.</w:t>
-      </w:r>
-    </w:p>
+        <w:t xml:space="preserve">Die HTML-Webseite wurde erfolgreich über einen </w:t>
+      </w:r>
+      <w:proofErr w:type="spellStart"/>
+      <w:r>
+        <w:t>Nginx</w:t>
+      </w:r>
+      <w:proofErr w:type="spellEnd"/>
+      <w:r>
+        <w:t>-Docker-Container lokal bereitgestellt.</w:t>
+      </w:r>
+    </w:p>
+    <w:p/>
+    <w:p>
+      <w:pPr>
+        <w:pStyle w:val="berschrift2"/>
+      </w:pPr>
+      <w:r>
+        <w:lastRenderedPageBreak/>
+        <w:t>3.3</w:t>
+      </w:r>
+    </w:p>
+    <w:p>
+      <w:pPr>
+        <w:rPr>
+          <w:b/>
+          <w:bCs/>
+        </w:rPr>
+      </w:pPr>
+      <w:r>
+        <w:rPr>
+          <w:b/>
+          <w:bCs/>
+        </w:rPr>
+        <w:t>Wichtigste Punkte (kurz zusammengefasst)</w:t>
+      </w:r>
+    </w:p>
+    <w:p>
+      <w:pPr>
+        <w:numPr>
+          <w:ilvl w:val="0"/>
+          <w:numId w:val="30"/>
+        </w:numPr>
+      </w:pPr>
+      <w:r>
+        <w:t xml:space="preserve">Docker Container können Daten entweder ins Image kopieren oder über ein Volume direkt vom Host-System verwenden </w:t>
+      </w:r>
+    </w:p>
+    <w:p>
+      <w:pPr>
+        <w:numPr>
+          <w:ilvl w:val="0"/>
+          <w:numId w:val="30"/>
+        </w:numPr>
+      </w:pPr>
+      <w:r>
+        <w:t xml:space="preserve">Ohne Volume: Änderungen an Dateien werden erst nach einem neuen </w:t>
+      </w:r>
+      <w:proofErr w:type="spellStart"/>
+      <w:r>
+        <w:t>docker</w:t>
+      </w:r>
+      <w:proofErr w:type="spellEnd"/>
+      <w:r>
+        <w:t xml:space="preserve"> </w:t>
+      </w:r>
+      <w:proofErr w:type="spellStart"/>
+      <w:r>
+        <w:t>build</w:t>
+      </w:r>
+      <w:proofErr w:type="spellEnd"/>
+      <w:r>
+        <w:t xml:space="preserve"> sichtbar </w:t>
+      </w:r>
+    </w:p>
+    <w:p>
+      <w:pPr>
+        <w:numPr>
+          <w:ilvl w:val="0"/>
+          <w:numId w:val="30"/>
+        </w:numPr>
+      </w:pPr>
+      <w:r>
+        <w:t xml:space="preserve">Mit Volume: Änderungen werden sofort im Container übernommen </w:t>
+      </w:r>
+    </w:p>
+    <w:p>
+      <w:pPr>
+        <w:numPr>
+          <w:ilvl w:val="0"/>
+          <w:numId w:val="30"/>
+        </w:numPr>
+      </w:pPr>
+      <w:r>
+        <w:t xml:space="preserve">-v verbindet ein lokales Verzeichnis oder eine Datei mit einem Pfad im Container </w:t>
+      </w:r>
+    </w:p>
+    <w:p>
+      <w:pPr>
+        <w:numPr>
+          <w:ilvl w:val="0"/>
+          <w:numId w:val="30"/>
+        </w:numPr>
+      </w:pPr>
+      <w:proofErr w:type="spellStart"/>
+      <w:r>
+        <w:t>Volumes</w:t>
+      </w:r>
+      <w:proofErr w:type="spellEnd"/>
+      <w:r>
+        <w:t xml:space="preserve"> werden für persistente Daten und Entwicklung verwendet </w:t>
+      </w:r>
+    </w:p>
+    <w:p>
+      <w:pPr>
+        <w:rPr>
+          <w:b/>
+          <w:bCs/>
+        </w:rPr>
+      </w:pPr>
+      <w:proofErr w:type="spellStart"/>
+      <w:r>
+        <w:rPr>
+          <w:b/>
+          <w:bCs/>
+        </w:rPr>
+        <w:t>Step-by-Step</w:t>
+      </w:r>
+      <w:proofErr w:type="spellEnd"/>
+      <w:r>
+        <w:rPr>
+          <w:b/>
+          <w:bCs/>
+        </w:rPr>
+        <w:t xml:space="preserve"> (ganz kurz)</w:t>
+      </w:r>
+    </w:p>
+    <w:p>
+      <w:pPr>
+        <w:numPr>
+          <w:ilvl w:val="0"/>
+          <w:numId w:val="31"/>
+        </w:numPr>
+      </w:pPr>
+      <w:r>
+        <w:t xml:space="preserve">Flask-App (app.py) erstellen </w:t>
+      </w:r>
+    </w:p>
+    <w:p>
+      <w:pPr>
+        <w:numPr>
+          <w:ilvl w:val="0"/>
+          <w:numId w:val="31"/>
+        </w:numPr>
+      </w:pPr>
+      <w:proofErr w:type="spellStart"/>
+      <w:r>
+        <w:t>Dockerfile</w:t>
+      </w:r>
+      <w:proofErr w:type="spellEnd"/>
+      <w:r>
+        <w:t xml:space="preserve"> erstellen </w:t>
+      </w:r>
+    </w:p>
+    <w:p>
+      <w:pPr>
+        <w:numPr>
+          <w:ilvl w:val="0"/>
+          <w:numId w:val="31"/>
+        </w:numPr>
+      </w:pPr>
+      <w:r>
+        <w:t xml:space="preserve">Image bauen: </w:t>
+      </w:r>
+    </w:p>
+    <w:p>
+      <w:proofErr w:type="spellStart"/>
+      <w:r>
+        <w:t>docker</w:t>
+      </w:r>
+      <w:proofErr w:type="spellEnd"/>
+      <w:r>
+        <w:t xml:space="preserve"> </w:t>
+      </w:r>
+      <w:proofErr w:type="spellStart"/>
+      <w:r>
+        <w:t>build</w:t>
+      </w:r>
+      <w:proofErr w:type="spellEnd"/>
+      <w:r>
+        <w:t xml:space="preserve"> -t </w:t>
+      </w:r>
+      <w:proofErr w:type="spellStart"/>
+      <w:r>
+        <w:t>python</w:t>
+      </w:r>
+      <w:proofErr w:type="spellEnd"/>
+      <w:r>
+        <w:t>-server .</w:t>
+      </w:r>
+    </w:p>
+    <w:p>
+      <w:pPr>
+        <w:numPr>
+          <w:ilvl w:val="0"/>
+          <w:numId w:val="32"/>
+        </w:numPr>
+      </w:pPr>
+      <w:r>
+        <w:t xml:space="preserve">Container starten: </w:t>
+      </w:r>
+    </w:p>
+    <w:p>
+      <w:proofErr w:type="spellStart"/>
+      <w:r>
+        <w:t>docker</w:t>
+      </w:r>
+      <w:proofErr w:type="spellEnd"/>
+      <w:r>
+        <w:t xml:space="preserve"> </w:t>
+      </w:r>
+      <w:proofErr w:type="spellStart"/>
+      <w:r>
+        <w:t>run</w:t>
+      </w:r>
+      <w:proofErr w:type="spellEnd"/>
+      <w:r>
+        <w:t xml:space="preserve"> -p 8080:8080 </w:t>
+      </w:r>
+      <w:proofErr w:type="spellStart"/>
+      <w:r>
+        <w:t>python</w:t>
+      </w:r>
+      <w:proofErr w:type="spellEnd"/>
+      <w:r>
+        <w:t>-server</w:t>
+      </w:r>
+    </w:p>
+    <w:p>
+      <w:pPr>
+        <w:numPr>
+          <w:ilvl w:val="0"/>
+          <w:numId w:val="33"/>
+        </w:numPr>
+      </w:pPr>
+      <w:r>
+        <w:t xml:space="preserve">Im Browser testen: </w:t>
+      </w:r>
+    </w:p>
+    <w:p>
+      <w:r>
+        <w:t>http://localhost:8080?name=Docker</w:t>
+      </w:r>
+    </w:p>
+    <w:p>
+      <w:pPr>
+        <w:numPr>
+          <w:ilvl w:val="0"/>
+          <w:numId w:val="34"/>
+        </w:numPr>
+      </w:pPr>
+      <w:r>
+        <w:t xml:space="preserve">Datei ohne Volume ändern → nur mit neuem </w:t>
+      </w:r>
+      <w:proofErr w:type="spellStart"/>
+      <w:r>
+        <w:t>Build</w:t>
+      </w:r>
+      <w:proofErr w:type="spellEnd"/>
+      <w:r>
+        <w:t xml:space="preserve"> sichtbar </w:t>
+      </w:r>
+    </w:p>
+    <w:p>
+      <w:pPr>
+        <w:numPr>
+          <w:ilvl w:val="0"/>
+          <w:numId w:val="34"/>
+        </w:numPr>
+      </w:pPr>
+      <w:r>
+        <w:t xml:space="preserve">Container mit Volume starten: </w:t>
+      </w:r>
+    </w:p>
+    <w:p>
+      <w:proofErr w:type="spellStart"/>
+      <w:r>
+        <w:t>docker</w:t>
+      </w:r>
+      <w:proofErr w:type="spellEnd"/>
+      <w:r>
+        <w:t xml:space="preserve"> </w:t>
+      </w:r>
+      <w:proofErr w:type="spellStart"/>
+      <w:r>
+        <w:t>run</w:t>
+      </w:r>
+      <w:proofErr w:type="spellEnd"/>
+      <w:r>
+        <w:t xml:space="preserve"> -v %cd%:/</w:t>
+      </w:r>
+      <w:proofErr w:type="spellStart"/>
+      <w:r>
+        <w:t>data</w:t>
+      </w:r>
+      <w:proofErr w:type="spellEnd"/>
+      <w:r>
+        <w:t xml:space="preserve"> file-reader</w:t>
+      </w:r>
+    </w:p>
+    <w:p>
+      <w:pPr>
+        <w:numPr>
+          <w:ilvl w:val="0"/>
+          <w:numId w:val="35"/>
+        </w:numPr>
+      </w:pPr>
+      <w:r>
+        <w:t>Datei ändern → Änderung ist sofort im Container sichtbar</w:t>
+      </w:r>
+    </w:p>
+    <w:p/>
     <w:p/>
     <w:p>
       <w:pPr>
@@ -2294,6 +2796,119 @@
     </w:lvl>
   </w:abstractNum>
   <w:abstractNum w:abstractNumId="7" w15:restartNumberingAfterBreak="0">
+    <w:nsid w:val="2ED60510"/>
+    <w:multiLevelType w:val="multilevel"/>
+    <w:tmpl w:val="A92C7C9C"/>
+    <w:lvl w:ilvl="0">
+      <w:start w:val="1"/>
+      <w:numFmt w:val="decimal"/>
+      <w:lvlText w:val="%1."/>
+      <w:lvlJc w:val="left"/>
+      <w:pPr>
+        <w:tabs>
+          <w:tab w:val="num" w:pos="720"/>
+        </w:tabs>
+        <w:ind w:left="720" w:hanging="360"/>
+      </w:pPr>
+    </w:lvl>
+    <w:lvl w:ilvl="1" w:tentative="1">
+      <w:start w:val="1"/>
+      <w:numFmt w:val="decimal"/>
+      <w:lvlText w:val="%2."/>
+      <w:lvlJc w:val="left"/>
+      <w:pPr>
+        <w:tabs>
+          <w:tab w:val="num" w:pos="1440"/>
+        </w:tabs>
+        <w:ind w:left="1440" w:hanging="360"/>
+      </w:pPr>
+    </w:lvl>
+    <w:lvl w:ilvl="2" w:tentative="1">
+      <w:start w:val="1"/>
+      <w:numFmt w:val="decimal"/>
+      <w:lvlText w:val="%3."/>
+      <w:lvlJc w:val="left"/>
+      <w:pPr>
+        <w:tabs>
+          <w:tab w:val="num" w:pos="2160"/>
+        </w:tabs>
+        <w:ind w:left="2160" w:hanging="360"/>
+      </w:pPr>
+    </w:lvl>
+    <w:lvl w:ilvl="3" w:tentative="1">
+      <w:start w:val="1"/>
+      <w:numFmt w:val="decimal"/>
+      <w:lvlText w:val="%4."/>
+      <w:lvlJc w:val="left"/>
+      <w:pPr>
+        <w:tabs>
+          <w:tab w:val="num" w:pos="2880"/>
+        </w:tabs>
+        <w:ind w:left="2880" w:hanging="360"/>
+      </w:pPr>
+    </w:lvl>
+    <w:lvl w:ilvl="4" w:tentative="1">
+      <w:start w:val="1"/>
+      <w:numFmt w:val="decimal"/>
+      <w:lvlText w:val="%5."/>
+      <w:lvlJc w:val="left"/>
+      <w:pPr>
+        <w:tabs>
+          <w:tab w:val="num" w:pos="3600"/>
+        </w:tabs>
+        <w:ind w:left="3600" w:hanging="360"/>
+      </w:pPr>
+    </w:lvl>
+    <w:lvl w:ilvl="5" w:tentative="1">
+      <w:start w:val="1"/>
+      <w:numFmt w:val="decimal"/>
+      <w:lvlText w:val="%6."/>
+      <w:lvlJc w:val="left"/>
+      <w:pPr>
+        <w:tabs>
+          <w:tab w:val="num" w:pos="4320"/>
+        </w:tabs>
+        <w:ind w:left="4320" w:hanging="360"/>
+      </w:pPr>
+    </w:lvl>
+    <w:lvl w:ilvl="6" w:tentative="1">
+      <w:start w:val="1"/>
+      <w:numFmt w:val="decimal"/>
+      <w:lvlText w:val="%7."/>
+      <w:lvlJc w:val="left"/>
+      <w:pPr>
+        <w:tabs>
+          <w:tab w:val="num" w:pos="5040"/>
+        </w:tabs>
+        <w:ind w:left="5040" w:hanging="360"/>
+      </w:pPr>
+    </w:lvl>
+    <w:lvl w:ilvl="7" w:tentative="1">
+      <w:start w:val="1"/>
+      <w:numFmt w:val="decimal"/>
+      <w:lvlText w:val="%8."/>
+      <w:lvlJc w:val="left"/>
+      <w:pPr>
+        <w:tabs>
+          <w:tab w:val="num" w:pos="5760"/>
+        </w:tabs>
+        <w:ind w:left="5760" w:hanging="360"/>
+      </w:pPr>
+    </w:lvl>
+    <w:lvl w:ilvl="8" w:tentative="1">
+      <w:start w:val="1"/>
+      <w:numFmt w:val="decimal"/>
+      <w:lvlText w:val="%9."/>
+      <w:lvlJc w:val="left"/>
+      <w:pPr>
+        <w:tabs>
+          <w:tab w:val="num" w:pos="6480"/>
+        </w:tabs>
+        <w:ind w:left="6480" w:hanging="360"/>
+      </w:pPr>
+    </w:lvl>
+  </w:abstractNum>
+  <w:abstractNum w:abstractNumId="8" w15:restartNumberingAfterBreak="0">
     <w:nsid w:val="30393F93"/>
     <w:multiLevelType w:val="multilevel"/>
     <w:tmpl w:val="62D649CA"/>
@@ -2442,7 +3057,233 @@
       </w:rPr>
     </w:lvl>
   </w:abstractNum>
-  <w:abstractNum w:abstractNumId="8" w15:restartNumberingAfterBreak="0">
+  <w:abstractNum w:abstractNumId="9" w15:restartNumberingAfterBreak="0">
+    <w:nsid w:val="33CF46D9"/>
+    <w:multiLevelType w:val="multilevel"/>
+    <w:tmpl w:val="5B4C0744"/>
+    <w:lvl w:ilvl="0">
+      <w:start w:val="5"/>
+      <w:numFmt w:val="decimal"/>
+      <w:lvlText w:val="%1."/>
+      <w:lvlJc w:val="left"/>
+      <w:pPr>
+        <w:tabs>
+          <w:tab w:val="num" w:pos="720"/>
+        </w:tabs>
+        <w:ind w:left="720" w:hanging="360"/>
+      </w:pPr>
+    </w:lvl>
+    <w:lvl w:ilvl="1" w:tentative="1">
+      <w:start w:val="1"/>
+      <w:numFmt w:val="decimal"/>
+      <w:lvlText w:val="%2."/>
+      <w:lvlJc w:val="left"/>
+      <w:pPr>
+        <w:tabs>
+          <w:tab w:val="num" w:pos="1440"/>
+        </w:tabs>
+        <w:ind w:left="1440" w:hanging="360"/>
+      </w:pPr>
+    </w:lvl>
+    <w:lvl w:ilvl="2" w:tentative="1">
+      <w:start w:val="1"/>
+      <w:numFmt w:val="decimal"/>
+      <w:lvlText w:val="%3."/>
+      <w:lvlJc w:val="left"/>
+      <w:pPr>
+        <w:tabs>
+          <w:tab w:val="num" w:pos="2160"/>
+        </w:tabs>
+        <w:ind w:left="2160" w:hanging="360"/>
+      </w:pPr>
+    </w:lvl>
+    <w:lvl w:ilvl="3" w:tentative="1">
+      <w:start w:val="1"/>
+      <w:numFmt w:val="decimal"/>
+      <w:lvlText w:val="%4."/>
+      <w:lvlJc w:val="left"/>
+      <w:pPr>
+        <w:tabs>
+          <w:tab w:val="num" w:pos="2880"/>
+        </w:tabs>
+        <w:ind w:left="2880" w:hanging="360"/>
+      </w:pPr>
+    </w:lvl>
+    <w:lvl w:ilvl="4" w:tentative="1">
+      <w:start w:val="1"/>
+      <w:numFmt w:val="decimal"/>
+      <w:lvlText w:val="%5."/>
+      <w:lvlJc w:val="left"/>
+      <w:pPr>
+        <w:tabs>
+          <w:tab w:val="num" w:pos="3600"/>
+        </w:tabs>
+        <w:ind w:left="3600" w:hanging="360"/>
+      </w:pPr>
+    </w:lvl>
+    <w:lvl w:ilvl="5" w:tentative="1">
+      <w:start w:val="1"/>
+      <w:numFmt w:val="decimal"/>
+      <w:lvlText w:val="%6."/>
+      <w:lvlJc w:val="left"/>
+      <w:pPr>
+        <w:tabs>
+          <w:tab w:val="num" w:pos="4320"/>
+        </w:tabs>
+        <w:ind w:left="4320" w:hanging="360"/>
+      </w:pPr>
+    </w:lvl>
+    <w:lvl w:ilvl="6" w:tentative="1">
+      <w:start w:val="1"/>
+      <w:numFmt w:val="decimal"/>
+      <w:lvlText w:val="%7."/>
+      <w:lvlJc w:val="left"/>
+      <w:pPr>
+        <w:tabs>
+          <w:tab w:val="num" w:pos="5040"/>
+        </w:tabs>
+        <w:ind w:left="5040" w:hanging="360"/>
+      </w:pPr>
+    </w:lvl>
+    <w:lvl w:ilvl="7" w:tentative="1">
+      <w:start w:val="1"/>
+      <w:numFmt w:val="decimal"/>
+      <w:lvlText w:val="%8."/>
+      <w:lvlJc w:val="left"/>
+      <w:pPr>
+        <w:tabs>
+          <w:tab w:val="num" w:pos="5760"/>
+        </w:tabs>
+        <w:ind w:left="5760" w:hanging="360"/>
+      </w:pPr>
+    </w:lvl>
+    <w:lvl w:ilvl="8" w:tentative="1">
+      <w:start w:val="1"/>
+      <w:numFmt w:val="decimal"/>
+      <w:lvlText w:val="%9."/>
+      <w:lvlJc w:val="left"/>
+      <w:pPr>
+        <w:tabs>
+          <w:tab w:val="num" w:pos="6480"/>
+        </w:tabs>
+        <w:ind w:left="6480" w:hanging="360"/>
+      </w:pPr>
+    </w:lvl>
+  </w:abstractNum>
+  <w:abstractNum w:abstractNumId="10" w15:restartNumberingAfterBreak="0">
+    <w:nsid w:val="348C0E35"/>
+    <w:multiLevelType w:val="multilevel"/>
+    <w:tmpl w:val="8AC4E83E"/>
+    <w:lvl w:ilvl="0">
+      <w:start w:val="6"/>
+      <w:numFmt w:val="decimal"/>
+      <w:lvlText w:val="%1."/>
+      <w:lvlJc w:val="left"/>
+      <w:pPr>
+        <w:tabs>
+          <w:tab w:val="num" w:pos="720"/>
+        </w:tabs>
+        <w:ind w:left="720" w:hanging="360"/>
+      </w:pPr>
+    </w:lvl>
+    <w:lvl w:ilvl="1" w:tentative="1">
+      <w:start w:val="1"/>
+      <w:numFmt w:val="decimal"/>
+      <w:lvlText w:val="%2."/>
+      <w:lvlJc w:val="left"/>
+      <w:pPr>
+        <w:tabs>
+          <w:tab w:val="num" w:pos="1440"/>
+        </w:tabs>
+        <w:ind w:left="1440" w:hanging="360"/>
+      </w:pPr>
+    </w:lvl>
+    <w:lvl w:ilvl="2" w:tentative="1">
+      <w:start w:val="1"/>
+      <w:numFmt w:val="decimal"/>
+      <w:lvlText w:val="%3."/>
+      <w:lvlJc w:val="left"/>
+      <w:pPr>
+        <w:tabs>
+          <w:tab w:val="num" w:pos="2160"/>
+        </w:tabs>
+        <w:ind w:left="2160" w:hanging="360"/>
+      </w:pPr>
+    </w:lvl>
+    <w:lvl w:ilvl="3" w:tentative="1">
+      <w:start w:val="1"/>
+      <w:numFmt w:val="decimal"/>
+      <w:lvlText w:val="%4."/>
+      <w:lvlJc w:val="left"/>
+      <w:pPr>
+        <w:tabs>
+          <w:tab w:val="num" w:pos="2880"/>
+        </w:tabs>
+        <w:ind w:left="2880" w:hanging="360"/>
+      </w:pPr>
+    </w:lvl>
+    <w:lvl w:ilvl="4" w:tentative="1">
+      <w:start w:val="1"/>
+      <w:numFmt w:val="decimal"/>
+      <w:lvlText w:val="%5."/>
+      <w:lvlJc w:val="left"/>
+      <w:pPr>
+        <w:tabs>
+          <w:tab w:val="num" w:pos="3600"/>
+        </w:tabs>
+        <w:ind w:left="3600" w:hanging="360"/>
+      </w:pPr>
+    </w:lvl>
+    <w:lvl w:ilvl="5" w:tentative="1">
+      <w:start w:val="1"/>
+      <w:numFmt w:val="decimal"/>
+      <w:lvlText w:val="%6."/>
+      <w:lvlJc w:val="left"/>
+      <w:pPr>
+        <w:tabs>
+          <w:tab w:val="num" w:pos="4320"/>
+        </w:tabs>
+        <w:ind w:left="4320" w:hanging="360"/>
+      </w:pPr>
+    </w:lvl>
+    <w:lvl w:ilvl="6" w:tentative="1">
+      <w:start w:val="1"/>
+      <w:numFmt w:val="decimal"/>
+      <w:lvlText w:val="%7."/>
+      <w:lvlJc w:val="left"/>
+      <w:pPr>
+        <w:tabs>
+          <w:tab w:val="num" w:pos="5040"/>
+        </w:tabs>
+        <w:ind w:left="5040" w:hanging="360"/>
+      </w:pPr>
+    </w:lvl>
+    <w:lvl w:ilvl="7" w:tentative="1">
+      <w:start w:val="1"/>
+      <w:numFmt w:val="decimal"/>
+      <w:lvlText w:val="%8."/>
+      <w:lvlJc w:val="left"/>
+      <w:pPr>
+        <w:tabs>
+          <w:tab w:val="num" w:pos="5760"/>
+        </w:tabs>
+        <w:ind w:left="5760" w:hanging="360"/>
+      </w:pPr>
+    </w:lvl>
+    <w:lvl w:ilvl="8" w:tentative="1">
+      <w:start w:val="1"/>
+      <w:numFmt w:val="decimal"/>
+      <w:lvlText w:val="%9."/>
+      <w:lvlJc w:val="left"/>
+      <w:pPr>
+        <w:tabs>
+          <w:tab w:val="num" w:pos="6480"/>
+        </w:tabs>
+        <w:ind w:left="6480" w:hanging="360"/>
+      </w:pPr>
+    </w:lvl>
+  </w:abstractNum>
+  <w:abstractNum w:abstractNumId="11" w15:restartNumberingAfterBreak="0">
     <w:nsid w:val="356C2D2F"/>
     <w:multiLevelType w:val="multilevel"/>
     <w:tmpl w:val="1ED40312"/>
@@ -2591,7 +3432,7 @@
       </w:rPr>
     </w:lvl>
   </w:abstractNum>
-  <w:abstractNum w:abstractNumId="9" w15:restartNumberingAfterBreak="0">
+  <w:abstractNum w:abstractNumId="12" w15:restartNumberingAfterBreak="0">
     <w:nsid w:val="36C860FF"/>
     <w:multiLevelType w:val="multilevel"/>
     <w:tmpl w:val="DB887408"/>
@@ -2740,7 +3581,7 @@
       </w:rPr>
     </w:lvl>
   </w:abstractNum>
-  <w:abstractNum w:abstractNumId="10" w15:restartNumberingAfterBreak="0">
+  <w:abstractNum w:abstractNumId="13" w15:restartNumberingAfterBreak="0">
     <w:nsid w:val="451B4EF6"/>
     <w:multiLevelType w:val="multilevel"/>
     <w:tmpl w:val="0D5E38A8"/>
@@ -2889,7 +3730,7 @@
       </w:rPr>
     </w:lvl>
   </w:abstractNum>
-  <w:abstractNum w:abstractNumId="11" w15:restartNumberingAfterBreak="0">
+  <w:abstractNum w:abstractNumId="14" w15:restartNumberingAfterBreak="0">
     <w:nsid w:val="4ACA62D7"/>
     <w:multiLevelType w:val="multilevel"/>
     <w:tmpl w:val="488EC46C"/>
@@ -3038,7 +3879,7 @@
       </w:rPr>
     </w:lvl>
   </w:abstractNum>
-  <w:abstractNum w:abstractNumId="12" w15:restartNumberingAfterBreak="0">
+  <w:abstractNum w:abstractNumId="15" w15:restartNumberingAfterBreak="0">
     <w:nsid w:val="4BEA1874"/>
     <w:multiLevelType w:val="multilevel"/>
     <w:tmpl w:val="BE904E6A"/>
@@ -3187,7 +4028,120 @@
       </w:rPr>
     </w:lvl>
   </w:abstractNum>
-  <w:abstractNum w:abstractNumId="13" w15:restartNumberingAfterBreak="0">
+  <w:abstractNum w:abstractNumId="16" w15:restartNumberingAfterBreak="0">
+    <w:nsid w:val="4C0A56D5"/>
+    <w:multiLevelType w:val="multilevel"/>
+    <w:tmpl w:val="F29E30A4"/>
+    <w:lvl w:ilvl="0">
+      <w:start w:val="8"/>
+      <w:numFmt w:val="decimal"/>
+      <w:lvlText w:val="%1."/>
+      <w:lvlJc w:val="left"/>
+      <w:pPr>
+        <w:tabs>
+          <w:tab w:val="num" w:pos="720"/>
+        </w:tabs>
+        <w:ind w:left="720" w:hanging="360"/>
+      </w:pPr>
+    </w:lvl>
+    <w:lvl w:ilvl="1" w:tentative="1">
+      <w:start w:val="1"/>
+      <w:numFmt w:val="decimal"/>
+      <w:lvlText w:val="%2."/>
+      <w:lvlJc w:val="left"/>
+      <w:pPr>
+        <w:tabs>
+          <w:tab w:val="num" w:pos="1440"/>
+        </w:tabs>
+        <w:ind w:left="1440" w:hanging="360"/>
+      </w:pPr>
+    </w:lvl>
+    <w:lvl w:ilvl="2" w:tentative="1">
+      <w:start w:val="1"/>
+      <w:numFmt w:val="decimal"/>
+      <w:lvlText w:val="%3."/>
+      <w:lvlJc w:val="left"/>
+      <w:pPr>
+        <w:tabs>
+          <w:tab w:val="num" w:pos="2160"/>
+        </w:tabs>
+        <w:ind w:left="2160" w:hanging="360"/>
+      </w:pPr>
+    </w:lvl>
+    <w:lvl w:ilvl="3" w:tentative="1">
+      <w:start w:val="1"/>
+      <w:numFmt w:val="decimal"/>
+      <w:lvlText w:val="%4."/>
+      <w:lvlJc w:val="left"/>
+      <w:pPr>
+        <w:tabs>
+          <w:tab w:val="num" w:pos="2880"/>
+        </w:tabs>
+        <w:ind w:left="2880" w:hanging="360"/>
+      </w:pPr>
+    </w:lvl>
+    <w:lvl w:ilvl="4" w:tentative="1">
+      <w:start w:val="1"/>
+      <w:numFmt w:val="decimal"/>
+      <w:lvlText w:val="%5."/>
+      <w:lvlJc w:val="left"/>
+      <w:pPr>
+        <w:tabs>
+          <w:tab w:val="num" w:pos="3600"/>
+        </w:tabs>
+        <w:ind w:left="3600" w:hanging="360"/>
+      </w:pPr>
+    </w:lvl>
+    <w:lvl w:ilvl="5" w:tentative="1">
+      <w:start w:val="1"/>
+      <w:numFmt w:val="decimal"/>
+      <w:lvlText w:val="%6."/>
+      <w:lvlJc w:val="left"/>
+      <w:pPr>
+        <w:tabs>
+          <w:tab w:val="num" w:pos="4320"/>
+        </w:tabs>
+        <w:ind w:left="4320" w:hanging="360"/>
+      </w:pPr>
+    </w:lvl>
+    <w:lvl w:ilvl="6" w:tentative="1">
+      <w:start w:val="1"/>
+      <w:numFmt w:val="decimal"/>
+      <w:lvlText w:val="%7."/>
+      <w:lvlJc w:val="left"/>
+      <w:pPr>
+        <w:tabs>
+          <w:tab w:val="num" w:pos="5040"/>
+        </w:tabs>
+        <w:ind w:left="5040" w:hanging="360"/>
+      </w:pPr>
+    </w:lvl>
+    <w:lvl w:ilvl="7" w:tentative="1">
+      <w:start w:val="1"/>
+      <w:numFmt w:val="decimal"/>
+      <w:lvlText w:val="%8."/>
+      <w:lvlJc w:val="left"/>
+      <w:pPr>
+        <w:tabs>
+          <w:tab w:val="num" w:pos="5760"/>
+        </w:tabs>
+        <w:ind w:left="5760" w:hanging="360"/>
+      </w:pPr>
+    </w:lvl>
+    <w:lvl w:ilvl="8" w:tentative="1">
+      <w:start w:val="1"/>
+      <w:numFmt w:val="decimal"/>
+      <w:lvlText w:val="%9."/>
+      <w:lvlJc w:val="left"/>
+      <w:pPr>
+        <w:tabs>
+          <w:tab w:val="num" w:pos="6480"/>
+        </w:tabs>
+        <w:ind w:left="6480" w:hanging="360"/>
+      </w:pPr>
+    </w:lvl>
+  </w:abstractNum>
+  <w:abstractNum w:abstractNumId="17" w15:restartNumberingAfterBreak="0">
     <w:nsid w:val="4CBF7462"/>
     <w:multiLevelType w:val="multilevel"/>
     <w:tmpl w:val="34B0B6CC"/>
@@ -3336,7 +4290,7 @@
       </w:rPr>
     </w:lvl>
   </w:abstractNum>
-  <w:abstractNum w:abstractNumId="14" w15:restartNumberingAfterBreak="0">
+  <w:abstractNum w:abstractNumId="18" w15:restartNumberingAfterBreak="0">
     <w:nsid w:val="4ED62B49"/>
     <w:multiLevelType w:val="multilevel"/>
     <w:tmpl w:val="8DDE170A"/>
@@ -3485,7 +4439,7 @@
       </w:rPr>
     </w:lvl>
   </w:abstractNum>
-  <w:abstractNum w:abstractNumId="15" w15:restartNumberingAfterBreak="0">
+  <w:abstractNum w:abstractNumId="19" w15:restartNumberingAfterBreak="0">
     <w:nsid w:val="4FA417E2"/>
     <w:multiLevelType w:val="multilevel"/>
     <w:tmpl w:val="F3C207C0"/>
@@ -3634,7 +4588,7 @@
       </w:rPr>
     </w:lvl>
   </w:abstractNum>
-  <w:abstractNum w:abstractNumId="16" w15:restartNumberingAfterBreak="0">
+  <w:abstractNum w:abstractNumId="20" w15:restartNumberingAfterBreak="0">
     <w:nsid w:val="514C28DB"/>
     <w:multiLevelType w:val="multilevel"/>
     <w:tmpl w:val="2CA41494"/>
@@ -3783,7 +4737,7 @@
       </w:rPr>
     </w:lvl>
   </w:abstractNum>
-  <w:abstractNum w:abstractNumId="17" w15:restartNumberingAfterBreak="0">
+  <w:abstractNum w:abstractNumId="21" w15:restartNumberingAfterBreak="0">
     <w:nsid w:val="53580F72"/>
     <w:multiLevelType w:val="multilevel"/>
     <w:tmpl w:val="7F0EE480"/>
@@ -3932,7 +4886,7 @@
       </w:rPr>
     </w:lvl>
   </w:abstractNum>
-  <w:abstractNum w:abstractNumId="18" w15:restartNumberingAfterBreak="0">
+  <w:abstractNum w:abstractNumId="22" w15:restartNumberingAfterBreak="0">
     <w:nsid w:val="55752C98"/>
     <w:multiLevelType w:val="multilevel"/>
     <w:tmpl w:val="0266798A"/>
@@ -4081,7 +5035,7 @@
       </w:rPr>
     </w:lvl>
   </w:abstractNum>
-  <w:abstractNum w:abstractNumId="19" w15:restartNumberingAfterBreak="0">
+  <w:abstractNum w:abstractNumId="23" w15:restartNumberingAfterBreak="0">
     <w:nsid w:val="5B4F3BFB"/>
     <w:multiLevelType w:val="multilevel"/>
     <w:tmpl w:val="90629E44"/>
@@ -4230,7 +5184,7 @@
       </w:rPr>
     </w:lvl>
   </w:abstractNum>
-  <w:abstractNum w:abstractNumId="20" w15:restartNumberingAfterBreak="0">
+  <w:abstractNum w:abstractNumId="24" w15:restartNumberingAfterBreak="0">
     <w:nsid w:val="651D5452"/>
     <w:multiLevelType w:val="multilevel"/>
     <w:tmpl w:val="13367F94"/>
@@ -4343,7 +5297,7 @@
       </w:pPr>
     </w:lvl>
   </w:abstractNum>
-  <w:abstractNum w:abstractNumId="21" w15:restartNumberingAfterBreak="0">
+  <w:abstractNum w:abstractNumId="25" w15:restartNumberingAfterBreak="0">
     <w:nsid w:val="669F3D0D"/>
     <w:multiLevelType w:val="multilevel"/>
     <w:tmpl w:val="D194D6B2"/>
@@ -4492,7 +5446,7 @@
       </w:rPr>
     </w:lvl>
   </w:abstractNum>
-  <w:abstractNum w:abstractNumId="22" w15:restartNumberingAfterBreak="0">
+  <w:abstractNum w:abstractNumId="26" w15:restartNumberingAfterBreak="0">
     <w:nsid w:val="66E125C5"/>
     <w:multiLevelType w:val="multilevel"/>
     <w:tmpl w:val="6B5662F0"/>
@@ -4641,7 +5595,120 @@
       </w:rPr>
     </w:lvl>
   </w:abstractNum>
-  <w:abstractNum w:abstractNumId="23" w15:restartNumberingAfterBreak="0">
+  <w:abstractNum w:abstractNumId="27" w15:restartNumberingAfterBreak="0">
+    <w:nsid w:val="6B294FC6"/>
+    <w:multiLevelType w:val="multilevel"/>
+    <w:tmpl w:val="48565FF2"/>
+    <w:lvl w:ilvl="0">
+      <w:start w:val="4"/>
+      <w:numFmt w:val="decimal"/>
+      <w:lvlText w:val="%1."/>
+      <w:lvlJc w:val="left"/>
+      <w:pPr>
+        <w:tabs>
+          <w:tab w:val="num" w:pos="720"/>
+        </w:tabs>
+        <w:ind w:left="720" w:hanging="360"/>
+      </w:pPr>
+    </w:lvl>
+    <w:lvl w:ilvl="1" w:tentative="1">
+      <w:start w:val="1"/>
+      <w:numFmt w:val="decimal"/>
+      <w:lvlText w:val="%2."/>
+      <w:lvlJc w:val="left"/>
+      <w:pPr>
+        <w:tabs>
+          <w:tab w:val="num" w:pos="1440"/>
+        </w:tabs>
+        <w:ind w:left="1440" w:hanging="360"/>
+      </w:pPr>
+    </w:lvl>
+    <w:lvl w:ilvl="2" w:tentative="1">
+      <w:start w:val="1"/>
+      <w:numFmt w:val="decimal"/>
+      <w:lvlText w:val="%3."/>
+      <w:lvlJc w:val="left"/>
+      <w:pPr>
+        <w:tabs>
+          <w:tab w:val="num" w:pos="2160"/>
+        </w:tabs>
+        <w:ind w:left="2160" w:hanging="360"/>
+      </w:pPr>
+    </w:lvl>
+    <w:lvl w:ilvl="3" w:tentative="1">
+      <w:start w:val="1"/>
+      <w:numFmt w:val="decimal"/>
+      <w:lvlText w:val="%4."/>
+      <w:lvlJc w:val="left"/>
+      <w:pPr>
+        <w:tabs>
+          <w:tab w:val="num" w:pos="2880"/>
+        </w:tabs>
+        <w:ind w:left="2880" w:hanging="360"/>
+      </w:pPr>
+    </w:lvl>
+    <w:lvl w:ilvl="4" w:tentative="1">
+      <w:start w:val="1"/>
+      <w:numFmt w:val="decimal"/>
+      <w:lvlText w:val="%5."/>
+      <w:lvlJc w:val="left"/>
+      <w:pPr>
+        <w:tabs>
+          <w:tab w:val="num" w:pos="3600"/>
+        </w:tabs>
+        <w:ind w:left="3600" w:hanging="360"/>
+      </w:pPr>
+    </w:lvl>
+    <w:lvl w:ilvl="5" w:tentative="1">
+      <w:start w:val="1"/>
+      <w:numFmt w:val="decimal"/>
+      <w:lvlText w:val="%6."/>
+      <w:lvlJc w:val="left"/>
+      <w:pPr>
+        <w:tabs>
+          <w:tab w:val="num" w:pos="4320"/>
+        </w:tabs>
+        <w:ind w:left="4320" w:hanging="360"/>
+      </w:pPr>
+    </w:lvl>
+    <w:lvl w:ilvl="6" w:tentative="1">
+      <w:start w:val="1"/>
+      <w:numFmt w:val="decimal"/>
+      <w:lvlText w:val="%7."/>
+      <w:lvlJc w:val="left"/>
+      <w:pPr>
+        <w:tabs>
+          <w:tab w:val="num" w:pos="5040"/>
+        </w:tabs>
+        <w:ind w:left="5040" w:hanging="360"/>
+      </w:pPr>
+    </w:lvl>
+    <w:lvl w:ilvl="7" w:tentative="1">
+      <w:start w:val="1"/>
+      <w:numFmt w:val="decimal"/>
+      <w:lvlText w:val="%8."/>
+      <w:lvlJc w:val="left"/>
+      <w:pPr>
+        <w:tabs>
+          <w:tab w:val="num" w:pos="5760"/>
+        </w:tabs>
+        <w:ind w:left="5760" w:hanging="360"/>
+      </w:pPr>
+    </w:lvl>
+    <w:lvl w:ilvl="8" w:tentative="1">
+      <w:start w:val="1"/>
+      <w:numFmt w:val="decimal"/>
+      <w:lvlText w:val="%9."/>
+      <w:lvlJc w:val="left"/>
+      <w:pPr>
+        <w:tabs>
+          <w:tab w:val="num" w:pos="6480"/>
+        </w:tabs>
+        <w:ind w:left="6480" w:hanging="360"/>
+      </w:pPr>
+    </w:lvl>
+  </w:abstractNum>
+  <w:abstractNum w:abstractNumId="28" w15:restartNumberingAfterBreak="0">
     <w:nsid w:val="6B420845"/>
     <w:multiLevelType w:val="multilevel"/>
     <w:tmpl w:val="D3E0EA3C"/>
@@ -4790,7 +5857,7 @@
       </w:rPr>
     </w:lvl>
   </w:abstractNum>
-  <w:abstractNum w:abstractNumId="24" w15:restartNumberingAfterBreak="0">
+  <w:abstractNum w:abstractNumId="29" w15:restartNumberingAfterBreak="0">
     <w:nsid w:val="70E437D3"/>
     <w:multiLevelType w:val="multilevel"/>
     <w:tmpl w:val="CDA2711E"/>
@@ -4939,7 +6006,7 @@
       </w:rPr>
     </w:lvl>
   </w:abstractNum>
-  <w:abstractNum w:abstractNumId="25" w15:restartNumberingAfterBreak="0">
+  <w:abstractNum w:abstractNumId="30" w15:restartNumberingAfterBreak="0">
     <w:nsid w:val="73BE0B06"/>
     <w:multiLevelType w:val="multilevel"/>
     <w:tmpl w:val="0BB8DC74"/>
@@ -5088,7 +6155,7 @@
       </w:rPr>
     </w:lvl>
   </w:abstractNum>
-  <w:abstractNum w:abstractNumId="26" w15:restartNumberingAfterBreak="0">
+  <w:abstractNum w:abstractNumId="31" w15:restartNumberingAfterBreak="0">
     <w:nsid w:val="771C3A49"/>
     <w:multiLevelType w:val="multilevel"/>
     <w:tmpl w:val="6F36E766"/>
@@ -5237,7 +6304,156 @@
       </w:rPr>
     </w:lvl>
   </w:abstractNum>
-  <w:abstractNum w:abstractNumId="27" w15:restartNumberingAfterBreak="0">
+  <w:abstractNum w:abstractNumId="32" w15:restartNumberingAfterBreak="0">
+    <w:nsid w:val="78B3492F"/>
+    <w:multiLevelType w:val="multilevel"/>
+    <w:tmpl w:val="83CA7950"/>
+    <w:lvl w:ilvl="0">
+      <w:start w:val="1"/>
+      <w:numFmt w:val="bullet"/>
+      <w:lvlText w:val=""/>
+      <w:lvlJc w:val="left"/>
+      <w:pPr>
+        <w:tabs>
+          <w:tab w:val="num" w:pos="720"/>
+        </w:tabs>
+        <w:ind w:left="720" w:hanging="360"/>
+      </w:pPr>
+      <w:rPr>
+        <w:rFonts w:ascii="Symbol" w:hAnsi="Symbol" w:hint="default"/>
+        <w:sz w:val="20"/>
+      </w:rPr>
+    </w:lvl>
+    <w:lvl w:ilvl="1" w:tentative="1">
+      <w:start w:val="1"/>
+      <w:numFmt w:val="bullet"/>
+      <w:lvlText w:val="o"/>
+      <w:lvlJc w:val="left"/>
+      <w:pPr>
+        <w:tabs>
+          <w:tab w:val="num" w:pos="1440"/>
+        </w:tabs>
+        <w:ind w:left="1440" w:hanging="360"/>
+      </w:pPr>
+      <w:rPr>
+        <w:rFonts w:ascii="Courier New" w:hAnsi="Courier New" w:hint="default"/>
+        <w:sz w:val="20"/>
+      </w:rPr>
+    </w:lvl>
+    <w:lvl w:ilvl="2" w:tentative="1">
+      <w:start w:val="1"/>
+      <w:numFmt w:val="bullet"/>
+      <w:lvlText w:val=""/>
+      <w:lvlJc w:val="left"/>
+      <w:pPr>
+        <w:tabs>
+          <w:tab w:val="num" w:pos="2160"/>
+        </w:tabs>
+        <w:ind w:left="2160" w:hanging="360"/>
+      </w:pPr>
+      <w:rPr>
+        <w:rFonts w:ascii="Wingdings" w:hAnsi="Wingdings" w:hint="default"/>
+        <w:sz w:val="20"/>
+      </w:rPr>
+    </w:lvl>
+    <w:lvl w:ilvl="3" w:tentative="1">
+      <w:start w:val="1"/>
+      <w:numFmt w:val="bullet"/>
+      <w:lvlText w:val=""/>
+      <w:lvlJc w:val="left"/>
+      <w:pPr>
+        <w:tabs>
+          <w:tab w:val="num" w:pos="2880"/>
+        </w:tabs>
+        <w:ind w:left="2880" w:hanging="360"/>
+      </w:pPr>
+      <w:rPr>
+        <w:rFonts w:ascii="Wingdings" w:hAnsi="Wingdings" w:hint="default"/>
+        <w:sz w:val="20"/>
+      </w:rPr>
+    </w:lvl>
+    <w:lvl w:ilvl="4" w:tentative="1">
+      <w:start w:val="1"/>
+      <w:numFmt w:val="bullet"/>
+      <w:lvlText w:val=""/>
+      <w:lvlJc w:val="left"/>
+      <w:pPr>
+        <w:tabs>
+          <w:tab w:val="num" w:pos="3600"/>
+        </w:tabs>
+        <w:ind w:left="3600" w:hanging="360"/>
+      </w:pPr>
+      <w:rPr>
+        <w:rFonts w:ascii="Wingdings" w:hAnsi="Wingdings" w:hint="default"/>
+        <w:sz w:val="20"/>
+      </w:rPr>
+    </w:lvl>
+    <w:lvl w:ilvl="5" w:tentative="1">
+      <w:start w:val="1"/>
+      <w:numFmt w:val="bullet"/>
+      <w:lvlText w:val=""/>
+      <w:lvlJc w:val="left"/>
+      <w:pPr>
+        <w:tabs>
+          <w:tab w:val="num" w:pos="4320"/>
+        </w:tabs>
+        <w:ind w:left="4320" w:hanging="360"/>
+      </w:pPr>
+      <w:rPr>
+        <w:rFonts w:ascii="Wingdings" w:hAnsi="Wingdings" w:hint="default"/>
+        <w:sz w:val="20"/>
+      </w:rPr>
+    </w:lvl>
+    <w:lvl w:ilvl="6" w:tentative="1">
+      <w:start w:val="1"/>
+      <w:numFmt w:val="bullet"/>
+      <w:lvlText w:val=""/>
+      <w:lvlJc w:val="left"/>
+      <w:pPr>
+        <w:tabs>
+          <w:tab w:val="num" w:pos="5040"/>
+        </w:tabs>
+        <w:ind w:left="5040" w:hanging="360"/>
+      </w:pPr>
+      <w:rPr>
+        <w:rFonts w:ascii="Wingdings" w:hAnsi="Wingdings" w:hint="default"/>
+        <w:sz w:val="20"/>
+      </w:rPr>
+    </w:lvl>
+    <w:lvl w:ilvl="7" w:tentative="1">
+      <w:start w:val="1"/>
+      <w:numFmt w:val="bullet"/>
+      <w:lvlText w:val=""/>
+      <w:lvlJc w:val="left"/>
+      <w:pPr>
+        <w:tabs>
+          <w:tab w:val="num" w:pos="5760"/>
+        </w:tabs>
+        <w:ind w:left="5760" w:hanging="360"/>
+      </w:pPr>
+      <w:rPr>
+        <w:rFonts w:ascii="Wingdings" w:hAnsi="Wingdings" w:hint="default"/>
+        <w:sz w:val="20"/>
+      </w:rPr>
+    </w:lvl>
+    <w:lvl w:ilvl="8" w:tentative="1">
+      <w:start w:val="1"/>
+      <w:numFmt w:val="bullet"/>
+      <w:lvlText w:val=""/>
+      <w:lvlJc w:val="left"/>
+      <w:pPr>
+        <w:tabs>
+          <w:tab w:val="num" w:pos="6480"/>
+        </w:tabs>
+        <w:ind w:left="6480" w:hanging="360"/>
+      </w:pPr>
+      <w:rPr>
+        <w:rFonts w:ascii="Wingdings" w:hAnsi="Wingdings" w:hint="default"/>
+        <w:sz w:val="20"/>
+      </w:rPr>
+    </w:lvl>
+  </w:abstractNum>
+  <w:abstractNum w:abstractNumId="33" w15:restartNumberingAfterBreak="0">
     <w:nsid w:val="7AFA2892"/>
     <w:multiLevelType w:val="multilevel"/>
     <w:tmpl w:val="502C18CC"/>
@@ -5386,7 +6602,7 @@
       </w:rPr>
     </w:lvl>
   </w:abstractNum>
-  <w:abstractNum w:abstractNumId="28" w15:restartNumberingAfterBreak="0">
+  <w:abstractNum w:abstractNumId="34" w15:restartNumberingAfterBreak="0">
     <w:nsid w:val="7D1C7D84"/>
     <w:multiLevelType w:val="multilevel"/>
     <w:tmpl w:val="E9BC7194"/>
@@ -5536,22 +6752,22 @@
     </w:lvl>
   </w:abstractNum>
   <w:num w:numId="1" w16cid:durableId="1656453252">
+    <w:abstractNumId w:val="31"/>
+  </w:num>
+  <w:num w:numId="2" w16cid:durableId="211431172">
+    <w:abstractNumId w:val="8"/>
+  </w:num>
+  <w:num w:numId="3" w16cid:durableId="411850649">
     <w:abstractNumId w:val="26"/>
   </w:num>
-  <w:num w:numId="2" w16cid:durableId="211431172">
-    <w:abstractNumId w:val="7"/>
-  </w:num>
-  <w:num w:numId="3" w16cid:durableId="411850649">
-    <w:abstractNumId w:val="22"/>
-  </w:num>
   <w:num w:numId="4" w16cid:durableId="1692148814">
-    <w:abstractNumId w:val="15"/>
+    <w:abstractNumId w:val="19"/>
   </w:num>
   <w:num w:numId="5" w16cid:durableId="1126393835">
-    <w:abstractNumId w:val="23"/>
+    <w:abstractNumId w:val="28"/>
   </w:num>
   <w:num w:numId="6" w16cid:durableId="154565627">
-    <w:abstractNumId w:val="24"/>
+    <w:abstractNumId w:val="29"/>
   </w:num>
   <w:num w:numId="7" w16cid:durableId="1472095309">
     <w:abstractNumId w:val="5"/>
@@ -5560,22 +6776,22 @@
     <w:abstractNumId w:val="6"/>
   </w:num>
   <w:num w:numId="9" w16cid:durableId="1233348212">
-    <w:abstractNumId w:val="27"/>
+    <w:abstractNumId w:val="33"/>
   </w:num>
   <w:num w:numId="10" w16cid:durableId="1872111356">
-    <w:abstractNumId w:val="10"/>
+    <w:abstractNumId w:val="13"/>
   </w:num>
   <w:num w:numId="11" w16cid:durableId="201598579">
-    <w:abstractNumId w:val="11"/>
+    <w:abstractNumId w:val="14"/>
   </w:num>
   <w:num w:numId="12" w16cid:durableId="2050640819">
-    <w:abstractNumId w:val="16"/>
+    <w:abstractNumId w:val="20"/>
   </w:num>
   <w:num w:numId="13" w16cid:durableId="576213228">
-    <w:abstractNumId w:val="14"/>
+    <w:abstractNumId w:val="18"/>
   </w:num>
   <w:num w:numId="14" w16cid:durableId="1747805690">
-    <w:abstractNumId w:val="25"/>
+    <w:abstractNumId w:val="30"/>
   </w:num>
   <w:num w:numId="15" w16cid:durableId="1676031239">
     <w:abstractNumId w:val="0"/>
@@ -5584,43 +6800,61 @@
     <w:abstractNumId w:val="1"/>
   </w:num>
   <w:num w:numId="17" w16cid:durableId="1284269043">
+    <w:abstractNumId w:val="15"/>
+  </w:num>
+  <w:num w:numId="18" w16cid:durableId="1624265184">
     <w:abstractNumId w:val="12"/>
   </w:num>
-  <w:num w:numId="18" w16cid:durableId="1624265184">
-    <w:abstractNumId w:val="9"/>
-  </w:num>
   <w:num w:numId="19" w16cid:durableId="259068196">
-    <w:abstractNumId w:val="13"/>
+    <w:abstractNumId w:val="17"/>
   </w:num>
   <w:num w:numId="20" w16cid:durableId="526986748">
-    <w:abstractNumId w:val="8"/>
+    <w:abstractNumId w:val="11"/>
   </w:num>
   <w:num w:numId="21" w16cid:durableId="1353804438">
-    <w:abstractNumId w:val="17"/>
+    <w:abstractNumId w:val="21"/>
   </w:num>
   <w:num w:numId="22" w16cid:durableId="440224124">
-    <w:abstractNumId w:val="18"/>
+    <w:abstractNumId w:val="22"/>
   </w:num>
   <w:num w:numId="23" w16cid:durableId="139545043">
-    <w:abstractNumId w:val="21"/>
+    <w:abstractNumId w:val="25"/>
   </w:num>
   <w:num w:numId="24" w16cid:durableId="319047427">
-    <w:abstractNumId w:val="19"/>
+    <w:abstractNumId w:val="23"/>
   </w:num>
   <w:num w:numId="25" w16cid:durableId="1485775901">
-    <w:abstractNumId w:val="28"/>
+    <w:abstractNumId w:val="34"/>
   </w:num>
   <w:num w:numId="26" w16cid:durableId="533271899">
     <w:abstractNumId w:val="4"/>
   </w:num>
   <w:num w:numId="27" w16cid:durableId="2035567370">
-    <w:abstractNumId w:val="20"/>
+    <w:abstractNumId w:val="24"/>
   </w:num>
   <w:num w:numId="28" w16cid:durableId="1278755013">
     <w:abstractNumId w:val="2"/>
   </w:num>
   <w:num w:numId="29" w16cid:durableId="1530607723">
     <w:abstractNumId w:val="3"/>
+  </w:num>
+  <w:num w:numId="30" w16cid:durableId="963072760">
+    <w:abstractNumId w:val="32"/>
+  </w:num>
+  <w:num w:numId="31" w16cid:durableId="1809515372">
+    <w:abstractNumId w:val="7"/>
+  </w:num>
+  <w:num w:numId="32" w16cid:durableId="409353391">
+    <w:abstractNumId w:val="27"/>
+  </w:num>
+  <w:num w:numId="33" w16cid:durableId="165289619">
+    <w:abstractNumId w:val="9"/>
+  </w:num>
+  <w:num w:numId="34" w16cid:durableId="226651144">
+    <w:abstractNumId w:val="10"/>
+  </w:num>
+  <w:num w:numId="35" w16cid:durableId="618343332">
+    <w:abstractNumId w:val="16"/>
   </w:num>
 </w:numbering>
 </file>
